--- a/Documentation ENG/Documentation ENG 5.0.docx
+++ b/Documentation ENG/Documentation ENG 5.0.docx
@@ -4,25 +4,10 @@
   <w:body>
     <w:p>
       <w:pPr>
-        <w:jc w:val="left"/>
+        <w:pStyle w:val="Title"/>
       </w:pPr>
       <w:r>
-        <w:rPr>
-          <w:b/>
-          <w:color w:val="1F497D"/>
-          <w:sz w:val="32"/>
-        </w:rPr>
-        <w:t>Alfa Stream v5.0 — Cloud Data Platform</w:t>
-      </w:r>
-    </w:p>
-    <w:p>
-      <w:r>
-        <w:t>Status: Production-Ready End-to-End Data Pipeline</w:t>
-      </w:r>
-    </w:p>
-    <w:p>
-      <w:r>
-        <w:t>Date: April 28, 2026</w:t>
+        <w:t>Alfa Stream v5.0 — Technical Documentation (ENG)</w:t>
       </w:r>
     </w:p>
     <w:p>
@@ -30,41 +15,126 @@
         <w:t>Author: David Urban</w:t>
       </w:r>
     </w:p>
-    <w:p/>
     <w:p>
       <w:r>
-        <w:rPr>
-          <w:b/>
-          <w:color w:val="2E74B5"/>
-          <w:sz w:val="26"/>
-        </w:rPr>
-        <w:t>What This Platform Does</w:t>
+        <w:t>Version: 5.0 (final)</w:t>
       </w:r>
     </w:p>
     <w:p>
       <w:r>
-        <w:t>Alfa Stream is a fully automated data platform that simulates and processes real-world e-commerce operations. It covers the entire data journey — from raw event generation, through structured storage and transformation, to analytics-ready dashboards in Power BI.</w:t>
+        <w:t>Date: 2026-04</w:t>
+      </w:r>
+    </w:p>
+    <w:p>
+      <w:pPr>
+        <w:pStyle w:val="Heading1"/>
+      </w:pPr>
+      <w:r>
+        <w:t>About the Project</w:t>
       </w:r>
     </w:p>
     <w:p>
       <w:r>
-        <w:t>The platform is built to handle millions of records efficiently by processing only new data on each run (Delta Load / incremental logic), keeping cloud compute costs minimal.</w:t>
+        <w:t>Alfa Stream is a personal portfolio project designed and built from scratch to showcase a complete end-to-end data project — combining data engineering, data analytics, and machine learning in one platform.</w:t>
       </w:r>
     </w:p>
-    <w:p/>
     <w:p>
       <w:r>
-        <w:rPr>
-          <w:b/>
-          <w:color w:val="2E74B5"/>
-          <w:sz w:val="26"/>
-        </w:rPr>
-        <w:t>Architecture — Five Layers</w:t>
+        <w:t>The project covers the full data lifecycle: source data simulation, pipeline orchestration, cloud warehousing, transformation modeling, an analytics layer with business dashboards, and an integrated ML forecasting layer.</w:t>
+      </w:r>
+    </w:p>
+    <w:p>
+      <w:pPr>
+        <w:pStyle w:val="Heading1"/>
+      </w:pPr>
+      <w:r>
+        <w:t>Architecture</w:t>
+      </w:r>
+    </w:p>
+    <w:p>
+      <w:r>
+        <w:t>The system is organized into five layers:</w:t>
+      </w:r>
+    </w:p>
+    <w:p>
+      <w:pPr>
+        <w:pStyle w:val="Heading2"/>
+      </w:pPr>
+      <w:r>
+        <w:t>1. Data Generators (Python)</w:t>
+      </w:r>
+    </w:p>
+    <w:p>
+      <w:r>
+        <w:t>Python scripts (Pandas) simulate:</w:t>
+      </w:r>
+    </w:p>
+    <w:p>
+      <w:pPr>
+        <w:pStyle w:val="ListBullet"/>
+      </w:pPr>
+      <w:r>
+        <w:t>Products — static catalog with categories and prices</w:t>
+      </w:r>
+    </w:p>
+    <w:p>
+      <w:pPr>
+        <w:pStyle w:val="ListBullet"/>
+      </w:pPr>
+      <w:r>
+        <w:t>Employees — HR master data with hire/exit dates</w:t>
+      </w:r>
+    </w:p>
+    <w:p>
+      <w:pPr>
+        <w:pStyle w:val="ListBullet"/>
+      </w:pPr>
+      <w:r>
+        <w:t>Traffic — incremental visit events with seasonality and peak-hour logic</w:t>
+      </w:r>
+    </w:p>
+    <w:p>
+      <w:pPr>
+        <w:pStyle w:val="ListBullet"/>
+      </w:pPr>
+      <w:r>
+        <w:t>Orders — incremental order generation linked to products and employees</w:t>
+      </w:r>
+    </w:p>
+    <w:p>
+      <w:pPr>
+        <w:pStyle w:val="Heading2"/>
+      </w:pPr>
+      <w:r>
+        <w:t>2. Orchestration (Apache Airflow)</w:t>
+      </w:r>
+    </w:p>
+    <w:p>
+      <w:r>
+        <w:t>Master Orchestrator (DAG 05) runs all steps sequentially:</w:t>
+      </w:r>
+    </w:p>
+    <w:p>
+      <w:r>
+        <w:t>00_HR_Gen → 01A_Products → 01B_Traffic → 01C_Orders → 02_Postgres_Load → 03_Snowflake_Sync → 04_dbt_Transform → 06_ML_Predictions</w:t>
+      </w:r>
+    </w:p>
+    <w:p>
+      <w:r>
+        <w:t>Each DAG waits for the previous one to complete (wait_for_completion logic).</w:t>
+      </w:r>
+    </w:p>
+    <w:p>
+      <w:pPr>
+        <w:pStyle w:val="Heading2"/>
+      </w:pPr>
+      <w:r>
+        <w:t>3. Data Layers (PostgreSQL → Snowflake → dbt)</w:t>
       </w:r>
     </w:p>
     <w:tbl>
       <w:tblPr>
-        <w:tblStyle w:val="LightShading-Accent1"/>
+        <w:tblStyle w:val="TableGrid"/>
         <w:tblW w:type="auto" w:w="0"/>
         <w:tblLook w:firstColumn="1" w:firstRow="1" w:lastColumn="0" w:lastRow="0" w:noHBand="0" w:noVBand="1" w:val="04A0"/>
       </w:tblPr>
@@ -80,9 +150,6 @@
           </w:tcPr>
           <w:p>
             <w:r>
-              <w:rPr>
-                <w:b/>
-              </w:rPr>
               <w:t>Layer</w:t>
             </w:r>
           </w:p>
@@ -93,9 +160,6 @@
           </w:tcPr>
           <w:p>
             <w:r>
-              <w:rPr>
-                <w:b/>
-              </w:rPr>
               <w:t>Technology</w:t>
             </w:r>
           </w:p>
@@ -106,10 +170,7 @@
           </w:tcPr>
           <w:p>
             <w:r>
-              <w:rPr>
-                <w:b/>
-              </w:rPr>
-              <w:t>Role</w:t>
+              <w:t>Description</w:t>
             </w:r>
           </w:p>
         </w:tc>
@@ -121,7 +182,7 @@
           </w:tcPr>
           <w:p>
             <w:r>
-              <w:t>Orchestration</w:t>
+              <w:t>ODS</w:t>
             </w:r>
           </w:p>
         </w:tc>
@@ -131,7 +192,7 @@
           </w:tcPr>
           <w:p>
             <w:r>
-              <w:t>Apache Airflow</w:t>
+              <w:t>PostgreSQL (Docker)</w:t>
             </w:r>
           </w:p>
         </w:tc>
@@ -141,7 +202,7 @@
           </w:tcPr>
           <w:p>
             <w:r>
-              <w:t>Coordinates and sequences all pipeline steps automatically</w:t>
+              <w:t>Local staging before cloud</w:t>
             </w:r>
           </w:p>
         </w:tc>
@@ -153,39 +214,7 @@
           </w:tcPr>
           <w:p>
             <w:r>
-              <w:t>Local Staging</w:t>
-            </w:r>
-          </w:p>
-        </w:tc>
-        <w:tc>
-          <w:tcPr>
-            <w:tcW w:type="dxa" w:w="2880"/>
-          </w:tcPr>
-          <w:p>
-            <w:r>
-              <w:t>PostgreSQL</w:t>
-            </w:r>
-          </w:p>
-        </w:tc>
-        <w:tc>
-          <w:tcPr>
-            <w:tcW w:type="dxa" w:w="2880"/>
-          </w:tcPr>
-          <w:p>
-            <w:r>
-              <w:t>Temporary holding area before data moves to the cloud</w:t>
-            </w:r>
-          </w:p>
-        </w:tc>
-      </w:tr>
-      <w:tr>
-        <w:tc>
-          <w:tcPr>
-            <w:tcW w:type="dxa" w:w="2880"/>
-          </w:tcPr>
-          <w:p>
-            <w:r>
-              <w:t>Cloud Warehouse</w:t>
+              <w:t>RAW</w:t>
             </w:r>
           </w:p>
         </w:tc>
@@ -205,7 +234,7 @@
           </w:tcPr>
           <w:p>
             <w:r>
-              <w:t>Central data store — raw data lands here and is transformed in-place</w:t>
+              <w:t>Data as-landed — no transformations</w:t>
             </w:r>
           </w:p>
         </w:tc>
@@ -217,7 +246,7 @@
           </w:tcPr>
           <w:p>
             <w:r>
-              <w:t>Transformation</w:t>
+              <w:t>SILVER</w:t>
             </w:r>
           </w:p>
         </w:tc>
@@ -227,7 +256,7 @@
           </w:tcPr>
           <w:p>
             <w:r>
-              <w:t>dbt</w:t>
+              <w:t>Snowflake + dbt views</w:t>
             </w:r>
           </w:p>
         </w:tc>
@@ -237,7 +266,7 @@
           </w:tcPr>
           <w:p>
             <w:r>
-              <w:t>Applies business logic, cleans data, builds analytics-ready tables</w:t>
+              <w:t>Cleaned and renamed data</w:t>
             </w:r>
           </w:p>
         </w:tc>
@@ -249,7 +278,7 @@
           </w:tcPr>
           <w:p>
             <w:r>
-              <w:t>Analytics</w:t>
+              <w:t>GOLD</w:t>
             </w:r>
           </w:p>
         </w:tc>
@@ -259,7 +288,7 @@
           </w:tcPr>
           <w:p>
             <w:r>
-              <w:t>Power BI</w:t>
+              <w:t>Snowflake + dbt incremental tables</w:t>
             </w:r>
           </w:p>
         </w:tc>
@@ -269,58 +298,120 @@
           </w:tcPr>
           <w:p>
             <w:r>
-              <w:t>Interactive dashboards consumed by business users</w:t>
+              <w:t>Business dimensions, facts, and mart aggregations</w:t>
             </w:r>
           </w:p>
         </w:tc>
       </w:tr>
     </w:tbl>
-    <w:p/>
     <w:p>
+      <w:pPr>
+        <w:pStyle w:val="Heading2"/>
+      </w:pPr>
       <w:r>
-        <w:t>Data flows linearly: Generators → PostgreSQL → Snowflake RAW → Snowflake SILVER (clean) → Snowflake GOLD (analytics-ready) → Power BI.</w:t>
-      </w:r>
-    </w:p>
-    <w:p/>
-    <w:p>
-      <w:r>
-        <w:rPr>
-          <w:b/>
-          <w:color w:val="2E74B5"/>
-          <w:sz w:val="26"/>
-        </w:rPr>
-        <w:t>Data Model — Three Layers in Snowflake</w:t>
+        <w:t>4. Analytics Layer (Power BI)</w:t>
       </w:r>
     </w:p>
     <w:p>
       <w:r>
-        <w:t>RAW — Exact copy of source data as it arrives. No transformations applied.</w:t>
+        <w:t>[PLACEHOLDER — to be completed after Power BI reports are finished]</w:t>
       </w:r>
     </w:p>
     <w:p>
       <w:r>
-        <w:t>SILVER — Cleaned and standardised views. Consistent data types, null handling, renamed columns.</w:t>
+        <w:t>This section will include:</w:t>
+      </w:r>
+    </w:p>
+    <w:p>
+      <w:pPr>
+        <w:pStyle w:val="ListBullet"/>
+      </w:pPr>
+      <w:r>
+        <w:t>Description of the composite Power BI model (Import + DirectQuery)</w:t>
+      </w:r>
+    </w:p>
+    <w:p>
+      <w:pPr>
+        <w:pStyle w:val="ListBullet"/>
+      </w:pPr>
+      <w:r>
+        <w:t>Overview of the five dashboard pages and their business questions</w:t>
+      </w:r>
+    </w:p>
+    <w:p>
+      <w:pPr>
+        <w:pStyle w:val="ListBullet"/>
+      </w:pPr>
+      <w:r>
+        <w:t>DAX measures and their interpretation</w:t>
+      </w:r>
+    </w:p>
+    <w:p>
+      <w:pPr>
+        <w:pStyle w:val="ListBullet"/>
+      </w:pPr>
+      <w:r>
+        <w:t>Dashboard screenshots</w:t>
+      </w:r>
+    </w:p>
+    <w:p>
+      <w:pPr>
+        <w:pStyle w:val="Heading2"/>
+      </w:pPr>
+      <w:r>
+        <w:t>5. ML Predictions (Facebook Prophet)</w:t>
       </w:r>
     </w:p>
     <w:p>
       <w:r>
-        <w:t>GOLD — Business-ready tables used directly by Power BI. Organised as a Star Schema.</w:t>
+        <w:t>DAG 06 runs automatically after every dbt transformation cycle. It pulls monthly revenue data from GOLD.MART_MONTHLY_PRODUCT_SALES, trains a separate Prophet model per product category (plus one aggregate model for total revenue), and writes 6-month forward forecasts back to Snowflake as GOLD.ML_REVENUE_FORECAST.</w:t>
       </w:r>
     </w:p>
-    <w:p/>
     <w:p>
       <w:r>
-        <w:rPr>
-          <w:b/>
-          <w:color w:val="2E74B5"/>
-          <w:sz w:val="26"/>
-        </w:rPr>
-        <w:t>Gold Layer — Analytics Tables</w:t>
+        <w:t>Prophet configuration:</w:t>
+      </w:r>
+    </w:p>
+    <w:p>
+      <w:pPr>
+        <w:pStyle w:val="ListBullet"/>
+      </w:pPr>
+      <w:r>
+        <w:t>Yearly seasonality enabled — captures annual revenue patterns</w:t>
+      </w:r>
+    </w:p>
+    <w:p>
+      <w:pPr>
+        <w:pStyle w:val="ListBullet"/>
+      </w:pPr>
+      <w:r>
+        <w:t>Multiplicative seasonality mode — correct for revenue data with growth trend</w:t>
+      </w:r>
+    </w:p>
+    <w:p>
+      <w:pPr>
+        <w:pStyle w:val="ListBullet"/>
+      </w:pPr>
+      <w:r>
+        <w:t>95% confidence interval (yhat_lower / yhat_upper)</w:t>
+      </w:r>
+    </w:p>
+    <w:p>
+      <w:pPr>
+        <w:pStyle w:val="ListBullet"/>
+      </w:pPr>
+      <w:r>
+        <w:t>Minimum 12 months of history required per category before forecasting</w:t>
+      </w:r>
+    </w:p>
+    <w:p>
+      <w:r>
+        <w:t>Output table: GOLD.ML_REVENUE_FORECAST</w:t>
       </w:r>
     </w:p>
     <w:tbl>
       <w:tblPr>
-        <w:tblStyle w:val="LightShading-Accent1"/>
+        <w:tblStyle w:val="TableGrid"/>
         <w:tblW w:type="auto" w:w="0"/>
         <w:tblLook w:firstColumn="1" w:firstRow="1" w:lastColumn="0" w:lastRow="0" w:noHBand="0" w:noVBand="1" w:val="04A0"/>
       </w:tblPr>
@@ -336,10 +427,7 @@
           </w:tcPr>
           <w:p>
             <w:r>
-              <w:rPr>
-                <w:b/>
-              </w:rPr>
-              <w:t>Table</w:t>
+              <w:t>Column</w:t>
             </w:r>
           </w:p>
         </w:tc>
@@ -349,10 +437,7 @@
           </w:tcPr>
           <w:p>
             <w:r>
-              <w:rPr>
-                <w:b/>
-              </w:rPr>
-              <w:t>Granularity</w:t>
+              <w:t>Type</w:t>
             </w:r>
           </w:p>
         </w:tc>
@@ -362,10 +447,403 @@
           </w:tcPr>
           <w:p>
             <w:r>
-              <w:rPr>
-                <w:b/>
-              </w:rPr>
-              <w:t>Business Purpose</w:t>
+              <w:t>Description</w:t>
+            </w:r>
+          </w:p>
+        </w:tc>
+      </w:tr>
+      <w:tr>
+        <w:tc>
+          <w:tcPr>
+            <w:tcW w:type="dxa" w:w="2880"/>
+          </w:tcPr>
+          <w:p>
+            <w:r>
+              <w:t>FORECAST_ID</w:t>
+            </w:r>
+          </w:p>
+        </w:tc>
+        <w:tc>
+          <w:tcPr>
+            <w:tcW w:type="dxa" w:w="2880"/>
+          </w:tcPr>
+          <w:p>
+            <w:r>
+              <w:t>string</w:t>
+            </w:r>
+          </w:p>
+        </w:tc>
+        <w:tc>
+          <w:tcPr>
+            <w:tcW w:type="dxa" w:w="2880"/>
+          </w:tcPr>
+          <w:p>
+            <w:r>
+              <w:t>Unique row identifier (UUID)</w:t>
+            </w:r>
+          </w:p>
+        </w:tc>
+      </w:tr>
+      <w:tr>
+        <w:tc>
+          <w:tcPr>
+            <w:tcW w:type="dxa" w:w="2880"/>
+          </w:tcPr>
+          <w:p>
+            <w:r>
+              <w:t>FORECAST_DATE</w:t>
+            </w:r>
+          </w:p>
+        </w:tc>
+        <w:tc>
+          <w:tcPr>
+            <w:tcW w:type="dxa" w:w="2880"/>
+          </w:tcPr>
+          <w:p>
+            <w:r>
+              <w:t>date</w:t>
+            </w:r>
+          </w:p>
+        </w:tc>
+        <w:tc>
+          <w:tcPr>
+            <w:tcW w:type="dxa" w:w="2880"/>
+          </w:tcPr>
+          <w:p>
+            <w:r>
+              <w:t>Month being forecasted</w:t>
+            </w:r>
+          </w:p>
+        </w:tc>
+      </w:tr>
+      <w:tr>
+        <w:tc>
+          <w:tcPr>
+            <w:tcW w:type="dxa" w:w="2880"/>
+          </w:tcPr>
+          <w:p>
+            <w:r>
+              <w:t>CATEGORY</w:t>
+            </w:r>
+          </w:p>
+        </w:tc>
+        <w:tc>
+          <w:tcPr>
+            <w:tcW w:type="dxa" w:w="2880"/>
+          </w:tcPr>
+          <w:p>
+            <w:r>
+              <w:t>string</w:t>
+            </w:r>
+          </w:p>
+        </w:tc>
+        <w:tc>
+          <w:tcPr>
+            <w:tcW w:type="dxa" w:w="2880"/>
+          </w:tcPr>
+          <w:p>
+            <w:r>
+              <w:t>Product category or ALL for total</w:t>
+            </w:r>
+          </w:p>
+        </w:tc>
+      </w:tr>
+      <w:tr>
+        <w:tc>
+          <w:tcPr>
+            <w:tcW w:type="dxa" w:w="2880"/>
+          </w:tcPr>
+          <w:p>
+            <w:r>
+              <w:t>REVENUE_ACTUAL</w:t>
+            </w:r>
+          </w:p>
+        </w:tc>
+        <w:tc>
+          <w:tcPr>
+            <w:tcW w:type="dxa" w:w="2880"/>
+          </w:tcPr>
+          <w:p>
+            <w:r>
+              <w:t>float</w:t>
+            </w:r>
+          </w:p>
+        </w:tc>
+        <w:tc>
+          <w:tcPr>
+            <w:tcW w:type="dxa" w:w="2880"/>
+          </w:tcPr>
+          <w:p>
+            <w:r>
+              <w:t>Historical actual (NULL for future months)</w:t>
+            </w:r>
+          </w:p>
+        </w:tc>
+      </w:tr>
+      <w:tr>
+        <w:tc>
+          <w:tcPr>
+            <w:tcW w:type="dxa" w:w="2880"/>
+          </w:tcPr>
+          <w:p>
+            <w:r>
+              <w:t>REVENUE_FORECAST</w:t>
+            </w:r>
+          </w:p>
+        </w:tc>
+        <w:tc>
+          <w:tcPr>
+            <w:tcW w:type="dxa" w:w="2880"/>
+          </w:tcPr>
+          <w:p>
+            <w:r>
+              <w:t>float</w:t>
+            </w:r>
+          </w:p>
+        </w:tc>
+        <w:tc>
+          <w:tcPr>
+            <w:tcW w:type="dxa" w:w="2880"/>
+          </w:tcPr>
+          <w:p>
+            <w:r>
+              <w:t>Prophet point forecast (yhat)</w:t>
+            </w:r>
+          </w:p>
+        </w:tc>
+      </w:tr>
+      <w:tr>
+        <w:tc>
+          <w:tcPr>
+            <w:tcW w:type="dxa" w:w="2880"/>
+          </w:tcPr>
+          <w:p>
+            <w:r>
+              <w:t>REVENUE_LOWER</w:t>
+            </w:r>
+          </w:p>
+        </w:tc>
+        <w:tc>
+          <w:tcPr>
+            <w:tcW w:type="dxa" w:w="2880"/>
+          </w:tcPr>
+          <w:p>
+            <w:r>
+              <w:t>float</w:t>
+            </w:r>
+          </w:p>
+        </w:tc>
+        <w:tc>
+          <w:tcPr>
+            <w:tcW w:type="dxa" w:w="2880"/>
+          </w:tcPr>
+          <w:p>
+            <w:r>
+              <w:t>95% confidence lower bound</w:t>
+            </w:r>
+          </w:p>
+        </w:tc>
+      </w:tr>
+      <w:tr>
+        <w:tc>
+          <w:tcPr>
+            <w:tcW w:type="dxa" w:w="2880"/>
+          </w:tcPr>
+          <w:p>
+            <w:r>
+              <w:t>REVENUE_UPPER</w:t>
+            </w:r>
+          </w:p>
+        </w:tc>
+        <w:tc>
+          <w:tcPr>
+            <w:tcW w:type="dxa" w:w="2880"/>
+          </w:tcPr>
+          <w:p>
+            <w:r>
+              <w:t>float</w:t>
+            </w:r>
+          </w:p>
+        </w:tc>
+        <w:tc>
+          <w:tcPr>
+            <w:tcW w:type="dxa" w:w="2880"/>
+          </w:tcPr>
+          <w:p>
+            <w:r>
+              <w:t>95% confidence upper bound</w:t>
+            </w:r>
+          </w:p>
+        </w:tc>
+      </w:tr>
+      <w:tr>
+        <w:tc>
+          <w:tcPr>
+            <w:tcW w:type="dxa" w:w="2880"/>
+          </w:tcPr>
+          <w:p>
+            <w:r>
+              <w:t>IS_FUTURE</w:t>
+            </w:r>
+          </w:p>
+        </w:tc>
+        <w:tc>
+          <w:tcPr>
+            <w:tcW w:type="dxa" w:w="2880"/>
+          </w:tcPr>
+          <w:p>
+            <w:r>
+              <w:t>boolean</w:t>
+            </w:r>
+          </w:p>
+        </w:tc>
+        <w:tc>
+          <w:tcPr>
+            <w:tcW w:type="dxa" w:w="2880"/>
+          </w:tcPr>
+          <w:p>
+            <w:r>
+              <w:t>True for forecast-only rows</w:t>
+            </w:r>
+          </w:p>
+        </w:tc>
+      </w:tr>
+      <w:tr>
+        <w:tc>
+          <w:tcPr>
+            <w:tcW w:type="dxa" w:w="2880"/>
+          </w:tcPr>
+          <w:p>
+            <w:r>
+              <w:t>GENERATED_AT</w:t>
+            </w:r>
+          </w:p>
+        </w:tc>
+        <w:tc>
+          <w:tcPr>
+            <w:tcW w:type="dxa" w:w="2880"/>
+          </w:tcPr>
+          <w:p>
+            <w:r>
+              <w:t>timestamp</w:t>
+            </w:r>
+          </w:p>
+        </w:tc>
+        <w:tc>
+          <w:tcPr>
+            <w:tcW w:type="dxa" w:w="2880"/>
+          </w:tcPr>
+          <w:p>
+            <w:r>
+              <w:t>When the model run completed</w:t>
+            </w:r>
+          </w:p>
+        </w:tc>
+      </w:tr>
+    </w:tbl>
+    <w:p>
+      <w:pPr>
+        <w:pStyle w:val="Heading1"/>
+      </w:pPr>
+      <w:r>
+        <w:t>Delta Load (Incremental Processing)</w:t>
+      </w:r>
+    </w:p>
+    <w:p>
+      <w:pPr>
+        <w:pStyle w:val="ListBullet"/>
+      </w:pPr>
+      <w:r>
+        <w:t>Generators produce only new rows since the last run</w:t>
+      </w:r>
+    </w:p>
+    <w:p>
+      <w:pPr>
+        <w:pStyle w:val="ListBullet"/>
+      </w:pPr>
+      <w:r>
+        <w:t>Postgres → Snowflake transfer copies only new records</w:t>
+      </w:r>
+    </w:p>
+    <w:p>
+      <w:pPr>
+        <w:pStyle w:val="ListBullet"/>
+      </w:pPr>
+      <w:r>
+        <w:t>dbt models use incremental materialization with unique_key merge strategy</w:t>
+      </w:r>
+    </w:p>
+    <w:p>
+      <w:pPr>
+        <w:pStyle w:val="ListBullet"/>
+      </w:pPr>
+      <w:r>
+        <w:t>Latest month is always re-processed for partial-month data (&gt;= MAX(period_column))</w:t>
+      </w:r>
+    </w:p>
+    <w:p>
+      <w:pPr>
+        <w:pStyle w:val="ListBullet"/>
+      </w:pPr>
+      <w:r>
+        <w:t>ML_REVENUE_FORECAST is fully refreshed on each run — predictions change as new data arrives</w:t>
+      </w:r>
+    </w:p>
+    <w:p>
+      <w:pPr>
+        <w:pStyle w:val="Heading1"/>
+      </w:pPr>
+      <w:r>
+        <w:t>Data Model — GOLD Layer</w:t>
+      </w:r>
+    </w:p>
+    <w:p>
+      <w:pPr>
+        <w:pStyle w:val="Heading2"/>
+      </w:pPr>
+      <w:r>
+        <w:t>Dimensions (Import in Power BI)</w:t>
+      </w:r>
+    </w:p>
+    <w:tbl>
+      <w:tblPr>
+        <w:tblStyle w:val="TableGrid"/>
+        <w:tblW w:type="auto" w:w="0"/>
+        <w:tblLook w:firstColumn="1" w:firstRow="1" w:lastColumn="0" w:lastRow="0" w:noHBand="0" w:noVBand="1" w:val="04A0"/>
+      </w:tblPr>
+      <w:tblGrid>
+        <w:gridCol w:w="2880"/>
+        <w:gridCol w:w="2880"/>
+        <w:gridCol w:w="2880"/>
+      </w:tblGrid>
+      <w:tr>
+        <w:tc>
+          <w:tcPr>
+            <w:tcW w:type="dxa" w:w="2880"/>
+          </w:tcPr>
+          <w:p>
+            <w:r>
+              <w:t>Model</w:t>
+            </w:r>
+          </w:p>
+        </w:tc>
+        <w:tc>
+          <w:tcPr>
+            <w:tcW w:type="dxa" w:w="2880"/>
+          </w:tcPr>
+          <w:p>
+            <w:r>
+              <w:t>Grain</w:t>
+            </w:r>
+          </w:p>
+        </w:tc>
+        <w:tc>
+          <w:tcPr>
+            <w:tcW w:type="dxa" w:w="2880"/>
+          </w:tcPr>
+          <w:p>
+            <w:r>
+              <w:t>Key columns</w:t>
             </w:r>
           </w:p>
         </w:tc>
@@ -387,7 +865,7 @@
           </w:tcPr>
           <w:p>
             <w:r>
-              <w:t>One row per calendar day</w:t>
+              <w:t>one row per day (2023–2031)</w:t>
             </w:r>
           </w:p>
         </w:tc>
@@ -397,7 +875,7 @@
           </w:tcPr>
           <w:p>
             <w:r>
-              <w:t>Date spine enabling time comparisons (MoM, YoY)</w:t>
+              <w:t>date_day, year, month, quarter, is_weekend</w:t>
             </w:r>
           </w:p>
         </w:tc>
@@ -419,7 +897,7 @@
           </w:tcPr>
           <w:p>
             <w:r>
-              <w:t>One row per product</w:t>
+              <w:t>one row per product</w:t>
             </w:r>
           </w:p>
         </w:tc>
@@ -429,7 +907,7 @@
           </w:tcPr>
           <w:p>
             <w:r>
-              <w:t>Product catalogue with categories, pricing, and cost</w:t>
+              <w:t>product_id, name, category, subcategory, base_price, unit_cost</w:t>
             </w:r>
           </w:p>
         </w:tc>
@@ -451,7 +929,7 @@
           </w:tcPr>
           <w:p>
             <w:r>
-              <w:t>One row per employee</w:t>
+              <w:t>one row per employee</w:t>
             </w:r>
           </w:p>
         </w:tc>
@@ -461,7 +939,7 @@
           </w:tcPr>
           <w:p>
             <w:r>
-              <w:t>Employee master data including hire date and tenure</w:t>
+              <w:t>employee_id, name, gender, hire_date, exit_date</w:t>
             </w:r>
           </w:p>
         </w:tc>
@@ -483,7 +961,7 @@
           </w:tcPr>
           <w:p>
             <w:r>
-              <w:t>One row per employee per month</w:t>
+              <w:t>employee × month</w:t>
             </w:r>
           </w:p>
         </w:tc>
@@ -493,7 +971,59 @@
           </w:tcPr>
           <w:p>
             <w:r>
-              <w:t>Monthly salary records</w:t>
+              <w:t>employee_id, month_year, monthly_salary</w:t>
+            </w:r>
+          </w:p>
+        </w:tc>
+      </w:tr>
+    </w:tbl>
+    <w:p>
+      <w:pPr>
+        <w:pStyle w:val="Heading2"/>
+      </w:pPr>
+      <w:r>
+        <w:t>Facts, Marts &amp; ML (DirectQuery in Power BI)</w:t>
+      </w:r>
+    </w:p>
+    <w:tbl>
+      <w:tblPr>
+        <w:tblStyle w:val="TableGrid"/>
+        <w:tblW w:type="auto" w:w="0"/>
+        <w:tblLook w:firstColumn="1" w:firstRow="1" w:lastColumn="0" w:lastRow="0" w:noHBand="0" w:noVBand="1" w:val="04A0"/>
+      </w:tblPr>
+      <w:tblGrid>
+        <w:gridCol w:w="2880"/>
+        <w:gridCol w:w="2880"/>
+        <w:gridCol w:w="2880"/>
+      </w:tblGrid>
+      <w:tr>
+        <w:tc>
+          <w:tcPr>
+            <w:tcW w:type="dxa" w:w="2880"/>
+          </w:tcPr>
+          <w:p>
+            <w:r>
+              <w:t>Model</w:t>
+            </w:r>
+          </w:p>
+        </w:tc>
+        <w:tc>
+          <w:tcPr>
+            <w:tcW w:type="dxa" w:w="2880"/>
+          </w:tcPr>
+          <w:p>
+            <w:r>
+              <w:t>Grain</w:t>
+            </w:r>
+          </w:p>
+        </w:tc>
+        <w:tc>
+          <w:tcPr>
+            <w:tcW w:type="dxa" w:w="2880"/>
+          </w:tcPr>
+          <w:p>
+            <w:r>
+              <w:t>Key metrics</w:t>
             </w:r>
           </w:p>
         </w:tc>
@@ -515,7 +1045,7 @@
           </w:tcPr>
           <w:p>
             <w:r>
-              <w:t>One row per order</w:t>
+              <w:t>one row per order</w:t>
             </w:r>
           </w:p>
         </w:tc>
@@ -525,7 +1055,7 @@
           </w:tcPr>
           <w:p>
             <w:r>
-              <w:t>Full order detail — quantities, revenue, add-on services</w:t>
+              <w:t>product_revenue, addon_revenue, total_order_value</w:t>
             </w:r>
           </w:p>
         </w:tc>
@@ -547,7 +1077,7 @@
           </w:tcPr>
           <w:p>
             <w:r>
-              <w:t>Month × Product</w:t>
+              <w:t>month × product</w:t>
             </w:r>
           </w:p>
         </w:tc>
@@ -557,7 +1087,7 @@
           </w:tcPr>
           <w:p>
             <w:r>
-              <w:t>Revenue, volume, and margin aggregated for trend analysis</w:t>
+              <w:t>total_qty, total_revenue, product_margin</w:t>
             </w:r>
           </w:p>
         </w:tc>
@@ -579,7 +1109,7 @@
           </w:tcPr>
           <w:p>
             <w:r>
-              <w:t>Hour of day</w:t>
+              <w:t>truncated hour</w:t>
             </w:r>
           </w:p>
         </w:tc>
@@ -589,7 +1119,7 @@
           </w:tcPr>
           <w:p>
             <w:r>
-              <w:t>Website traffic patterns — peak hours and conversion counts</w:t>
+              <w:t>total_visits, total_carts, total_orders</w:t>
             </w:r>
           </w:p>
         </w:tc>
@@ -611,7 +1141,7 @@
           </w:tcPr>
           <w:p>
             <w:r>
-              <w:t>Month × Product</w:t>
+              <w:t>month × product</w:t>
             </w:r>
           </w:p>
         </w:tc>
@@ -621,7 +1151,7 @@
           </w:tcPr>
           <w:p>
             <w:r>
-              <w:t>Conversion funnel per product: views → cart → purchase</w:t>
+              <w:t>total_views, cart_rate_pct, conversion_rate_pct</w:t>
             </w:r>
           </w:p>
         </w:tc>
@@ -643,7 +1173,7 @@
           </w:tcPr>
           <w:p>
             <w:r>
-              <w:t>Month × Employee</w:t>
+              <w:t>month × employee</w:t>
             </w:r>
           </w:p>
         </w:tc>
@@ -653,80 +1183,55 @@
           </w:tcPr>
           <w:p>
             <w:r>
-              <w:t>Add-on service sales by employee, segmented by tenure bracket</w:t>
+              <w:t>addon_attach_rate_pct, total_addon_revenue, tenure_bracket</w:t>
+            </w:r>
+          </w:p>
+        </w:tc>
+      </w:tr>
+      <w:tr>
+        <w:tc>
+          <w:tcPr>
+            <w:tcW w:type="dxa" w:w="2880"/>
+          </w:tcPr>
+          <w:p>
+            <w:r>
+              <w:t>ml_revenue_forecast</w:t>
+            </w:r>
+          </w:p>
+        </w:tc>
+        <w:tc>
+          <w:tcPr>
+            <w:tcW w:type="dxa" w:w="2880"/>
+          </w:tcPr>
+          <w:p>
+            <w:r>
+              <w:t>month × category</w:t>
+            </w:r>
+          </w:p>
+        </w:tc>
+        <w:tc>
+          <w:tcPr>
+            <w:tcW w:type="dxa" w:w="2880"/>
+          </w:tcPr>
+          <w:p>
+            <w:r>
+              <w:t>revenue_forecast, revenue_lower, revenue_upper, is_future</w:t>
             </w:r>
           </w:p>
         </w:tc>
       </w:tr>
     </w:tbl>
-    <w:p/>
     <w:p>
+      <w:pPr>
+        <w:pStyle w:val="Heading1"/>
+      </w:pPr>
       <w:r>
-        <w:rPr>
-          <w:b/>
-          <w:color w:val="2E74B5"/>
-          <w:sz w:val="26"/>
-        </w:rPr>
-        <w:t>Key Engineering Decisions</w:t>
-      </w:r>
-    </w:p>
-    <w:p>
-      <w:r>
-        <w:t>Incremental Processing (Delta Load)</w:t>
-      </w:r>
-    </w:p>
-    <w:p>
-      <w:r>
-        <w:t>Every layer — from data generation through to dbt transformations — processes only records added since the last run. This approach scales to any data volume without increasing runtime or cost.</w:t>
-      </w:r>
-    </w:p>
-    <w:p/>
-    <w:p>
-      <w:r>
-        <w:t>Layered Architecture (Medallion Pattern)</w:t>
-      </w:r>
-    </w:p>
-    <w:p>
-      <w:r>
-        <w:t>Separating RAW, SILVER, and GOLD layers ensures that raw data is never modified, transformations are replayable, and the analytics layer is always clean and consistent.</w:t>
-      </w:r>
-    </w:p>
-    <w:p/>
-    <w:p>
-      <w:r>
-        <w:t>Pre-Aggregated Mart Tables</w:t>
-      </w:r>
-    </w:p>
-    <w:p>
-      <w:r>
-        <w:t>Power BI performs best on pre-summarised data. The mart tables provide pre-aggregated results at the grains most commonly needed by reports, reducing query times and Snowflake compute usage.</w:t>
-      </w:r>
-    </w:p>
-    <w:p/>
-    <w:p>
-      <w:r>
-        <w:t>Composite Power BI Model</w:t>
-      </w:r>
-    </w:p>
-    <w:p>
-      <w:r>
-        <w:t>Small, stable dimension tables are imported directly into Power BI for fast in-memory performance. Large fact and mart tables remain in DirectQuery against Snowflake, with user-defined aggregation tables enabling automatic query redirection.</w:t>
-      </w:r>
-    </w:p>
-    <w:p/>
-    <w:p>
-      <w:r>
-        <w:rPr>
-          <w:b/>
-          <w:color w:val="2E74B5"/>
-          <w:sz w:val="26"/>
-        </w:rPr>
-        <w:t>Scale &amp; Performance</w:t>
+        <w:t>Tech Stack</w:t>
       </w:r>
     </w:p>
     <w:tbl>
       <w:tblPr>
-        <w:tblStyle w:val="LightShading-Accent1"/>
+        <w:tblStyle w:val="TableGrid"/>
         <w:tblW w:type="auto" w:w="0"/>
         <w:tblLook w:firstColumn="1" w:firstRow="1" w:lastColumn="0" w:lastRow="0" w:noHBand="0" w:noVBand="1" w:val="04A0"/>
       </w:tblPr>
@@ -741,10 +1246,7 @@
           </w:tcPr>
           <w:p>
             <w:r>
-              <w:rPr>
-                <w:b/>
-              </w:rPr>
-              <w:t>Metric</w:t>
+              <w:t>Layer</w:t>
             </w:r>
           </w:p>
         </w:tc>
@@ -754,10 +1256,7 @@
           </w:tcPr>
           <w:p>
             <w:r>
-              <w:rPr>
-                <w:b/>
-              </w:rPr>
-              <w:t>Value</w:t>
+              <w:t>Technology</w:t>
             </w:r>
           </w:p>
         </w:tc>
@@ -769,7 +1268,7 @@
           </w:tcPr>
           <w:p>
             <w:r>
-              <w:t>Historical data volume</w:t>
+              <w:t>Orchestration</w:t>
             </w:r>
           </w:p>
         </w:tc>
@@ -779,7 +1278,7 @@
           </w:tcPr>
           <w:p>
             <w:r>
-              <w:t>1.3M+ records across orders and traffic events</w:t>
+              <w:t>Apache Airflow 2.7.1 (Docker, LocalExecutor)</w:t>
             </w:r>
           </w:p>
         </w:tc>
@@ -791,7 +1290,7 @@
           </w:tcPr>
           <w:p>
             <w:r>
-              <w:t>Incremental run time</w:t>
+              <w:t>Data generation</w:t>
             </w:r>
           </w:p>
         </w:tc>
@@ -801,7 +1300,7 @@
           </w:tcPr>
           <w:p>
             <w:r>
-              <w:t>Seconds, regardless of total dataset size</w:t>
+              <w:t>Python (Pandas)</w:t>
             </w:r>
           </w:p>
         </w:tc>
@@ -813,7 +1312,7 @@
           </w:tcPr>
           <w:p>
             <w:r>
-              <w:t>Snowflake layers</w:t>
+              <w:t>Local staging</w:t>
             </w:r>
           </w:p>
         </w:tc>
@@ -823,7 +1322,7 @@
           </w:tcPr>
           <w:p>
             <w:r>
-              <w:t>RAW / SILVER / GOLD — 14 dbt models in total</w:t>
+              <w:t>PostgreSQL 15 (Docker)</w:t>
             </w:r>
           </w:p>
         </w:tc>
@@ -835,7 +1334,7 @@
           </w:tcPr>
           <w:p>
             <w:r>
-              <w:t>Pipeline orchestration</w:t>
+              <w:t>Cloud warehouse</w:t>
             </w:r>
           </w:p>
         </w:tc>
@@ -845,7 +1344,7 @@
           </w:tcPr>
           <w:p>
             <w:r>
-              <w:t>Fully automated via Apache Airflow Master DAG</w:t>
+              <w:t>Snowflake</w:t>
             </w:r>
           </w:p>
         </w:tc>
@@ -857,7 +1356,7 @@
           </w:tcPr>
           <w:p>
             <w:r>
-              <w:t>Power BI model type</w:t>
+              <w:t>Transformation</w:t>
             </w:r>
           </w:p>
         </w:tc>
@@ -867,13 +1366,104 @@
           </w:tcPr>
           <w:p>
             <w:r>
-              <w:t>Composite (Import + DirectQuery)</w:t>
+              <w:t>dbt Core (incremental materialization)</w:t>
+            </w:r>
+          </w:p>
+        </w:tc>
+      </w:tr>
+      <w:tr>
+        <w:tc>
+          <w:tcPr>
+            <w:tcW w:type="dxa" w:w="4320"/>
+          </w:tcPr>
+          <w:p>
+            <w:r>
+              <w:t>Reporting &amp; Analytics</w:t>
+            </w:r>
+          </w:p>
+        </w:tc>
+        <w:tc>
+          <w:tcPr>
+            <w:tcW w:type="dxa" w:w="4320"/>
+          </w:tcPr>
+          <w:p>
+            <w:r>
+              <w:t>Power BI (composite model, DirectQuery + Import)</w:t>
+            </w:r>
+          </w:p>
+        </w:tc>
+      </w:tr>
+      <w:tr>
+        <w:tc>
+          <w:tcPr>
+            <w:tcW w:type="dxa" w:w="4320"/>
+          </w:tcPr>
+          <w:p>
+            <w:r>
+              <w:t>ML / Forecasting</w:t>
+            </w:r>
+          </w:p>
+        </w:tc>
+        <w:tc>
+          <w:tcPr>
+            <w:tcW w:type="dxa" w:w="4320"/>
+          </w:tcPr>
+          <w:p>
+            <w:r>
+              <w:t>Python — Facebook Prophet</w:t>
             </w:r>
           </w:p>
         </w:tc>
       </w:tr>
     </w:tbl>
-    <w:p/>
+    <w:p>
+      <w:pPr>
+        <w:pStyle w:val="Heading1"/>
+      </w:pPr>
+      <w:r>
+        <w:t>Running the Project Locally</w:t>
+      </w:r>
+    </w:p>
+    <w:p>
+      <w:r>
+        <w:t>Start infrastructure: docker-compose up -d</w:t>
+      </w:r>
+    </w:p>
+    <w:p>
+      <w:r>
+        <w:t>dbt transformations (from dbt_alfa/ directory):</w:t>
+      </w:r>
+    </w:p>
+    <w:p>
+      <w:r>
+        <w:t xml:space="preserve">  export SF_PASSWORD=&lt;see docker-compose.yaml&gt;</w:t>
+      </w:r>
+    </w:p>
+    <w:p>
+      <w:r>
+        <w:t xml:space="preserve">  dbt run --select staging   # SILVER views</w:t>
+      </w:r>
+    </w:p>
+    <w:p>
+      <w:r>
+        <w:t xml:space="preserve">  dbt run --select marts     # GOLD tables</w:t>
+      </w:r>
+    </w:p>
+    <w:p>
+      <w:r>
+        <w:t xml:space="preserve">  dbt test</w:t>
+      </w:r>
+    </w:p>
+    <w:p>
+      <w:r>
+        <w:t>Full pipeline: Airflow UI → http://localhost:8082  (admin / admin)</w:t>
+      </w:r>
+    </w:p>
+    <w:p>
+      <w:r>
+        <w:t>DAG: 05_Master_Orchestrator → trigger manually (runs all DAGs including ML)</w:t>
+      </w:r>
+    </w:p>
     <w:sectPr>
       <w:pgSz w:w="12240" w:h="15840"/>
       <w:pgMar w:top="1440" w:right="1800" w:bottom="1440" w:left="1800" w:header="720" w:footer="720" w:gutter="0"/>
@@ -1247,9 +1837,6 @@
     <w:name w:val="Normal"/>
     <w:qFormat/>
     <w:rsid w:val="00FC693F"/>
-    <w:rPr>
-      <w:sz w:val="22"/>
-    </w:rPr>
   </w:style>
   <w:style w:type="paragraph" w:styleId="Header">
     <w:name w:val="header"/>

--- a/Documentation ENG/Documentation ENG 5.0.docx
+++ b/Documentation ENG/Documentation ENG 5.0.docx
@@ -359,17 +359,32 @@
         <w:pStyle w:val="Heading2"/>
       </w:pPr>
       <w:r>
-        <w:t>5. ML Predictions (Facebook Prophet)</w:t>
+        <w:t>5. ML Predictions Layer</w:t>
       </w:r>
     </w:p>
     <w:p>
       <w:r>
-        <w:t>DAG 06 runs automatically after every dbt transformation cycle. It pulls monthly revenue data from GOLD.MART_MONTHLY_PRODUCT_SALES, trains a separate Prophet model per product category (plus one aggregate model for total revenue), and writes 6-month forward forecasts back to Snowflake as GOLD.ML_REVENUE_FORECAST.</w:t>
+        <w:t>DAG 06 runs automatically after every dbt transformation cycle as three independent parallel tasks:</w:t>
+        <w:br/>
+        <w:br/>
+        <w:t>5a. Revenue Forecast (Facebook Prophet)</w:t>
+        <w:br/>
+        <w:t>Pulls monthly revenue data from GOLD.MART_MONTHLY_PRODUCT_SALES and trains a separate Prophet model per product category plus an ALL-category rollup. Forecasts the next 6 months with a 95% confidence interval.</w:t>
+        <w:br/>
+        <w:br/>
+        <w:t>5b. Anomaly Detection (Z-score)</w:t>
+        <w:br/>
+        <w:t>Pulls product conversion rates from MART_TRAFFIC_CONVERSION_BY_PRODUCT and employee addon attach rates from MART_EMPLOYEE_ADDON_PERFORMANCE. For each entity it calculates the historical mean and standard deviation, then flags any period where |Z-score| &gt; 2.0 as an anomaly, with direction (HIGH / LOW).</w:t>
+        <w:br/>
+        <w:br/>
+        <w:t>5c. Traffic Pattern Prediction (Ridge Regression)</w:t>
+        <w:br/>
+        <w:t>Pulls historical hourly traffic data from MART_HOURLY_TRAFFIC_CONVERSION and trains a Ridge Regression model with OneHotEncoder on hour-of-day and day-of-week. Outputs predicted visit counts for all 168 hour × day combinations.OLD.MART_MONTHLY_PRODUCT_SALES, trains a separate Prophet model per product category (plus one aggregate model for total revenue), and writes 6-month forward forecasts back to Snowflake as GOLD.ML_REVENUE_FORECAST.</w:t>
       </w:r>
     </w:p>
     <w:p>
       <w:r>
-        <w:t>Prophet configuration:</w:t>
+        <w:t>Prophet configuration (revenue forecast):</w:t>
       </w:r>
     </w:p>
     <w:p>
@@ -406,7 +421,13 @@
     </w:p>
     <w:p>
       <w:r>
-        <w:t>Output table: GOLD.ML_REVENUE_FORECAST</w:t>
+        <w:t>Output tables:</w:t>
+        <w:br/>
+        <w:t xml:space="preserve">  GOLD.ML_REVENUE_FORECAST — revenue forecast per category (6 months ahead)</w:t>
+        <w:br/>
+        <w:t xml:space="preserve">  GOLD.ML_ANOMALY_FLAGS — Z-score anomaly flags per entity and period</w:t>
+        <w:br/>
+        <w:t xml:space="preserve">  GOLD.ML_TRAFFIC_PREDICTION — predicted visit count per hour × day combination</w:t>
       </w:r>
     </w:p>
     <w:tbl>
@@ -786,7 +807,7 @@
         <w:pStyle w:val="ListBullet"/>
       </w:pPr>
       <w:r>
-        <w:t>ML_REVENUE_FORECAST is fully refreshed on each run — predictions change as new data arrives</w:t>
+        <w:t>All three ML output tables (ML_REVENUE_FORECAST, ML_ANOMALY_FLAGS, ML_TRAFFIC_PREDICTION) are fully refreshed on each run — predictions change as new data arrives</w:t>
       </w:r>
     </w:p>
     <w:p>

--- a/Documentation ENG/Documentation ENG 5.0.docx
+++ b/Documentation ENG/Documentation ENG 5.0.docx
@@ -22,7 +22,7 @@
     </w:p>
     <w:p>
       <w:r>
-        <w:t>Date: 2026-04</w:t>
+        <w:t>Date: 2026-05</w:t>
       </w:r>
     </w:p>
     <w:p>
@@ -314,12 +314,12 @@
     </w:p>
     <w:p>
       <w:r>
-        <w:t>[PLACEHOLDER — to be completed after Power BI reports are finished]</w:t>
+        <w:t>The Power BI report uses a composite model combining Import-mode dimension tables with DirectQuery fact and mart tables connected to Snowflake. All DAX measures are centralised in a dedicated _Measures table.</w:t>
       </w:r>
     </w:p>
     <w:p>
       <w:r>
-        <w:t>This section will include:</w:t>
+        <w:t>Semantic model structure:</w:t>
       </w:r>
     </w:p>
     <w:p>
@@ -327,7 +327,7 @@
         <w:pStyle w:val="ListBullet"/>
       </w:pPr>
       <w:r>
-        <w:t>Description of the composite Power BI model (Import + DirectQuery)</w:t>
+        <w:t>Import tables: DIM_DATE, DIM_PRODUCTS_GOLD (incl. avg_review_score, Review Stars), DIM_EMPLOYEES_GOLD, DIM_PAYROLL_GOLD</w:t>
       </w:r>
     </w:p>
     <w:p>
@@ -335,7 +335,7 @@
         <w:pStyle w:val="ListBullet"/>
       </w:pPr>
       <w:r>
-        <w:t>Overview of the five dashboard pages and their business questions</w:t>
+        <w:t>DirectQuery tables: FACT_ORDERS_GOLD, MART_MONTHLY_PRODUCT_SALES, MART_CITY_SALES, MART_PRODUCT_REVIEWS, MART_HOURLY_TRAFFIC_CONVERSION, MART_TRAFFIC_CONVERSION_BY_PRODUCT, MART_EMPLOYEE_ADDON_PERFORMANCE</w:t>
       </w:r>
     </w:p>
     <w:p>
@@ -343,7 +343,7 @@
         <w:pStyle w:val="ListBullet"/>
       </w:pPr>
       <w:r>
-        <w:t>DAX measures and their interpretation</w:t>
+        <w:t>DAX measures: city KPIs (Revenue, Margin, Orders — YTD vs PY with arrow indicators), review metrics (Avg Review Stars, Review Score Color), tooltip measures (City Revenue Tooltip By Year / YoY % via disconnected _ToolTip_Years table)</w:t>
       </w:r>
     </w:p>
     <w:p>
@@ -351,7 +351,7 @@
         <w:pStyle w:val="ListBullet"/>
       </w:pPr>
       <w:r>
-        <w:t>Dashboard screenshots</w:t>
+        <w:t>Dashboard pages: (1) Sales Overview — city KPI cards + monthly revenue chart with year-comparison tooltip; (2) Product Performance — decomposition tree + review stars; (3) Traffic &amp; Conversion; (4) Hourly Patterns; (5) Employee Addon Performance</w:t>
       </w:r>
     </w:p>
     <w:p>
@@ -886,7 +886,7 @@
           </w:tcPr>
           <w:p>
             <w:r>
-              <w:t>one row per day (2023–2031)</w:t>
+              <w:t>one row per day (2021–2031)</w:t>
             </w:r>
           </w:p>
         </w:tc>
@@ -896,7 +896,7 @@
           </w:tcPr>
           <w:p>
             <w:r>
-              <w:t>date_day, year, month, quarter, is_weekend</w:t>
+              <w:t>date_day, year, quarter, month, year_quarter, year_month</w:t>
             </w:r>
           </w:p>
         </w:tc>
@@ -928,7 +928,7 @@
           </w:tcPr>
           <w:p>
             <w:r>
-              <w:t>product_id, name, category, subcategory, base_price, unit_cost</w:t>
+              <w:t>product_id, product_name, category, subcategory, brand, base_price, unit_cost, avg_review_score</w:t>
             </w:r>
           </w:p>
         </w:tc>
@@ -1237,6 +1237,134 @@
           <w:p>
             <w:r>
               <w:t>revenue_forecast, revenue_lower, revenue_upper, is_future</w:t>
+            </w:r>
+          </w:p>
+        </w:tc>
+      </w:tr>
+      <w:tr>
+        <w:tc>
+          <w:tcPr>
+            <w:tcW w:type="dxa" w:w="2880"/>
+          </w:tcPr>
+          <w:p>
+            <w:r>
+              <w:t>mart_city_sales</w:t>
+            </w:r>
+          </w:p>
+        </w:tc>
+        <w:tc>
+          <w:tcPr>
+            <w:tcW w:type="dxa" w:w="2880"/>
+          </w:tcPr>
+          <w:p>
+            <w:r>
+              <w:t>city × day</w:t>
+            </w:r>
+          </w:p>
+        </w:tc>
+        <w:tc>
+          <w:tcPr>
+            <w:tcW w:type="dxa" w:w="2880"/>
+          </w:tcPr>
+          <w:p>
+            <w:r>
+              <w:t>total_revenue, total_margin, total_orders, city, region</w:t>
+            </w:r>
+          </w:p>
+        </w:tc>
+      </w:tr>
+      <w:tr>
+        <w:tc>
+          <w:tcPr>
+            <w:tcW w:type="dxa" w:w="2880"/>
+          </w:tcPr>
+          <w:p>
+            <w:r>
+              <w:t>mart_product_reviews</w:t>
+            </w:r>
+          </w:p>
+        </w:tc>
+        <w:tc>
+          <w:tcPr>
+            <w:tcW w:type="dxa" w:w="2880"/>
+          </w:tcPr>
+          <w:p>
+            <w:r>
+              <w:t>month × product</w:t>
+            </w:r>
+          </w:p>
+        </w:tc>
+        <w:tc>
+          <w:tcPr>
+            <w:tcW w:type="dxa" w:w="2880"/>
+          </w:tcPr>
+          <w:p>
+            <w:r>
+              <w:t>avg_review, review_count, five_star_count, pct_positive</w:t>
+            </w:r>
+          </w:p>
+        </w:tc>
+      </w:tr>
+      <w:tr>
+        <w:tc>
+          <w:tcPr>
+            <w:tcW w:type="dxa" w:w="2880"/>
+          </w:tcPr>
+          <w:p>
+            <w:r>
+              <w:t>ml_anomaly_flags</w:t>
+            </w:r>
+          </w:p>
+        </w:tc>
+        <w:tc>
+          <w:tcPr>
+            <w:tcW w:type="dxa" w:w="2880"/>
+          </w:tcPr>
+          <w:p>
+            <w:r>
+              <w:t>month × entity</w:t>
+            </w:r>
+          </w:p>
+        </w:tc>
+        <w:tc>
+          <w:tcPr>
+            <w:tcW w:type="dxa" w:w="2880"/>
+          </w:tcPr>
+          <w:p>
+            <w:r>
+              <w:t>z_score, is_anomaly, anomaly_type</w:t>
+            </w:r>
+          </w:p>
+        </w:tc>
+      </w:tr>
+      <w:tr>
+        <w:tc>
+          <w:tcPr>
+            <w:tcW w:type="dxa" w:w="2880"/>
+          </w:tcPr>
+          <w:p>
+            <w:r>
+              <w:t>ml_traffic_prediction</w:t>
+            </w:r>
+          </w:p>
+        </w:tc>
+        <w:tc>
+          <w:tcPr>
+            <w:tcW w:type="dxa" w:w="2880"/>
+          </w:tcPr>
+          <w:p>
+            <w:r>
+              <w:t>hour × day-of-week</w:t>
+            </w:r>
+          </w:p>
+        </w:tc>
+        <w:tc>
+          <w:tcPr>
+            <w:tcW w:type="dxa" w:w="2880"/>
+          </w:tcPr>
+          <w:p>
+            <w:r>
+              <w:t>predicted_visits, model_version</w:t>
             </w:r>
           </w:p>
         </w:tc>

--- a/Documentation ENG/Documentation ENG 5.0.docx
+++ b/Documentation ENG/Documentation ENG 5.0.docx
@@ -379,7 +379,7 @@
         <w:br/>
         <w:t>5c. Traffic Pattern Prediction (Ridge Regression)</w:t>
         <w:br/>
-        <w:t>Pulls historical hourly traffic data from MART_HOURLY_TRAFFIC_CONVERSION and trains a Ridge Regression model with OneHotEncoder on hour-of-day and day-of-week. Outputs predicted visit counts for all 168 hour × day combinations.OLD.MART_MONTHLY_PRODUCT_SALES, trains a separate Prophet model per product category (plus one aggregate model for total revenue), and writes 6-month forward forecasts back to Snowflake as GOLD.ML_REVENUE_FORECAST.</w:t>
+        <w:t>Pulls historical hourly traffic data from MART_HOURLY_TRAFFIC_CONVERSION and trains a Ridge Regression model with OneHotEncoder on hour-of-day and day-of-week. Outputs predicted visit counts for all 168 hour × day combinations.</w:t>
       </w:r>
     </w:p>
     <w:p>
